--- a/briefings/线口监测午报-2026-10-05.docx
+++ b/briefings/线口监测午报-2026-10-05.docx
@@ -22,7 +22,7 @@
           <w:color w:val="888888"/>
           <w:sz w:val="18"/>
         </w:rPr>
-        <w:t>监测窗口:近48小时 | 生成时间:2026-10-05 13:47</w:t>
+        <w:t>监测窗口:近48小时 | 生成时间:2026-10-05 15:05</w:t>
       </w:r>
     </w:p>
     <w:p>
@@ -70,6 +70,108 @@
           <w:color w:val="888888"/>
           <w:sz w:val="24"/>
         </w:rPr>
+        <w:t>圆刚推出 AI 降噪麦克风 A113，工作温度范围达 -25℃ 至 +60℃</w:t>
+      </w:r>
+    </w:p>
+    <w:p>
+      <w:r>
+        <w:rPr>
+          <w:rFonts w:ascii="Times New Roman" w:hAnsi="Times New Roman" w:eastAsia="宋体"/>
+          <w:color w:val="888888"/>
+          <w:sz w:val="18"/>
+        </w:rPr>
+        <w:t>来源:IT之家 | 时间:10-05 14:33</w:t>
+      </w:r>
+    </w:p>
+    <w:p>
+      <w:r>
+        <w:rPr>
+          <w:rFonts w:ascii="Times New Roman" w:hAnsi="Times New Roman" w:eastAsia="宋体"/>
+          <w:sz w:val="18"/>
+        </w:rPr>
+        <w:t>链接:</w:t>
+      </w:r>
+      <w:hyperlink r:id="rId9">
+        <w:r>
+          <w:rPr>
+            <w:color w:val="0563C1"/>
+            <w:u w:val="single"/>
+          </w:rPr>
+          <w:t>圆刚推出 AI 降噪麦克风 A113，工作温度范围达 -25℃ 至 +60℃</w:t>
+        </w:r>
+      </w:hyperlink>
+    </w:p>
+    <w:p>
+      <w:pPr>
+        <w:pStyle w:val="Heading3"/>
+      </w:pPr>
+      <w:r>
+        <w:rPr>
+          <w:rFonts w:ascii="Times New Roman" w:hAnsi="Times New Roman" w:eastAsia="黑体"/>
+          <w:b w:val="0"/>
+          <w:color w:val="888888"/>
+          <w:sz w:val="24"/>
+        </w:rPr>
+        <w:t>【C级·参考】</w:t>
+      </w:r>
+      <w:r>
+        <w:rPr>
+          <w:rFonts w:ascii="Times New Roman" w:hAnsi="Times New Roman" w:eastAsia="黑体"/>
+          <w:b w:val="0"/>
+          <w:color w:val="888888"/>
+          <w:sz w:val="24"/>
+        </w:rPr>
+        <w:t>华为与高通宣布达成广泛专利许可协议，覆盖 5G、AI、计算及网络技术领域</w:t>
+      </w:r>
+    </w:p>
+    <w:p>
+      <w:r>
+        <w:rPr>
+          <w:rFonts w:ascii="Times New Roman" w:hAnsi="Times New Roman" w:eastAsia="宋体"/>
+          <w:color w:val="888888"/>
+          <w:sz w:val="18"/>
+        </w:rPr>
+        <w:t>来源:IT之家 | 时间:10-05 14:18</w:t>
+      </w:r>
+    </w:p>
+    <w:p>
+      <w:r>
+        <w:rPr>
+          <w:rFonts w:ascii="Times New Roman" w:hAnsi="Times New Roman" w:eastAsia="宋体"/>
+          <w:sz w:val="18"/>
+        </w:rPr>
+        <w:t>链接:</w:t>
+      </w:r>
+      <w:hyperlink r:id="rId10">
+        <w:r>
+          <w:rPr>
+            <w:color w:val="0563C1"/>
+            <w:u w:val="single"/>
+          </w:rPr>
+          <w:t>华为与高通宣布达成广泛专利许可协议，覆盖 5G、AI、计算及网络技术领域</w:t>
+        </w:r>
+      </w:hyperlink>
+    </w:p>
+    <w:p>
+      <w:pPr>
+        <w:pStyle w:val="Heading3"/>
+      </w:pPr>
+      <w:r>
+        <w:rPr>
+          <w:rFonts w:ascii="Times New Roman" w:hAnsi="Times New Roman" w:eastAsia="黑体"/>
+          <w:b w:val="0"/>
+          <w:color w:val="888888"/>
+          <w:sz w:val="24"/>
+        </w:rPr>
+        <w:t>【C级·参考】</w:t>
+      </w:r>
+      <w:r>
+        <w:rPr>
+          <w:rFonts w:ascii="Times New Roman" w:hAnsi="Times New Roman" w:eastAsia="黑体"/>
+          <w:b w:val="0"/>
+          <w:color w:val="888888"/>
+          <w:sz w:val="24"/>
+        </w:rPr>
         <w:t>美国佛州一女子把 AI 当“日记本”用，Claude 识别到枪击威胁后上报给 Anthropic 人工审核并报警</w:t>
       </w:r>
     </w:p>
@@ -91,7 +193,7 @@
         </w:rPr>
         <w:t>链接:</w:t>
       </w:r>
-      <w:hyperlink r:id="rId9">
+      <w:hyperlink r:id="rId11">
         <w:r>
           <w:rPr>
             <w:color w:val="0563C1"/>
@@ -142,7 +244,7 @@
         </w:rPr>
         <w:t>链接:</w:t>
       </w:r>
-      <w:hyperlink r:id="rId10">
+      <w:hyperlink r:id="rId12">
         <w:r>
           <w:rPr>
             <w:color w:val="0563C1"/>
@@ -193,7 +295,7 @@
         </w:rPr>
         <w:t>链接:</w:t>
       </w:r>
-      <w:hyperlink r:id="rId11">
+      <w:hyperlink r:id="rId13">
         <w:r>
           <w:rPr>
             <w:color w:val="0563C1"/>
@@ -244,7 +346,7 @@
         </w:rPr>
         <w:t>链接:</w:t>
       </w:r>
-      <w:hyperlink r:id="rId12">
+      <w:hyperlink r:id="rId14">
         <w:r>
           <w:rPr>
             <w:color w:val="0563C1"/>
@@ -295,7 +397,7 @@
         </w:rPr>
         <w:t>链接:</w:t>
       </w:r>
-      <w:hyperlink r:id="rId13">
+      <w:hyperlink r:id="rId15">
         <w:r>
           <w:rPr>
             <w:color w:val="0563C1"/>
@@ -346,7 +448,7 @@
         </w:rPr>
         <w:t>链接:</w:t>
       </w:r>
-      <w:hyperlink r:id="rId14">
+      <w:hyperlink r:id="rId16">
         <w:r>
           <w:rPr>
             <w:color w:val="0563C1"/>
@@ -397,7 +499,7 @@
         </w:rPr>
         <w:t>链接:</w:t>
       </w:r>
-      <w:hyperlink r:id="rId15">
+      <w:hyperlink r:id="rId17">
         <w:r>
           <w:rPr>
             <w:color w:val="0563C1"/>
@@ -448,7 +550,7 @@
         </w:rPr>
         <w:t>链接:</w:t>
       </w:r>
-      <w:hyperlink r:id="rId16">
+      <w:hyperlink r:id="rId18">
         <w:r>
           <w:rPr>
             <w:color w:val="0563C1"/>
@@ -499,7 +601,7 @@
         </w:rPr>
         <w:t>链接:</w:t>
       </w:r>
-      <w:hyperlink r:id="rId17">
+      <w:hyperlink r:id="rId19">
         <w:r>
           <w:rPr>
             <w:color w:val="0563C1"/>
@@ -550,7 +652,7 @@
         </w:rPr>
         <w:t>链接:</w:t>
       </w:r>
-      <w:hyperlink r:id="rId18">
+      <w:hyperlink r:id="rId20">
         <w:r>
           <w:rPr>
             <w:color w:val="0563C1"/>
@@ -601,7 +703,7 @@
         </w:rPr>
         <w:t>链接:</w:t>
       </w:r>
-      <w:hyperlink r:id="rId19">
+      <w:hyperlink r:id="rId21">
         <w:r>
           <w:rPr>
             <w:color w:val="0563C1"/>
@@ -652,7 +754,7 @@
         </w:rPr>
         <w:t>链接:</w:t>
       </w:r>
-      <w:hyperlink r:id="rId20">
+      <w:hyperlink r:id="rId22">
         <w:r>
           <w:rPr>
             <w:color w:val="0563C1"/>
@@ -703,319 +805,13 @@
         </w:rPr>
         <w:t>链接:</w:t>
       </w:r>
-      <w:hyperlink r:id="rId21">
+      <w:hyperlink r:id="rId23">
         <w:r>
           <w:rPr>
             <w:color w:val="0563C1"/>
             <w:u w:val="single"/>
           </w:rPr>
           <w:t>DeepSeek V4.1 Flash 发力，中美顶尖模型 LiveBench 跑分差距缩至 3%</w:t>
-        </w:r>
-      </w:hyperlink>
-    </w:p>
-    <w:p>
-      <w:pPr>
-        <w:pStyle w:val="Heading3"/>
-      </w:pPr>
-      <w:r>
-        <w:rPr>
-          <w:rFonts w:ascii="Times New Roman" w:hAnsi="Times New Roman" w:eastAsia="黑体"/>
-          <w:b w:val="0"/>
-          <w:color w:val="888888"/>
-          <w:sz w:val="24"/>
-        </w:rPr>
-        <w:t>【C级·参考】</w:t>
-      </w:r>
-      <w:r>
-        <w:rPr>
-          <w:rFonts w:ascii="Times New Roman" w:hAnsi="Times New Roman" w:eastAsia="黑体"/>
-          <w:b w:val="0"/>
-          <w:color w:val="888888"/>
-          <w:sz w:val="24"/>
-        </w:rPr>
-        <w:t>“机器人通用大脑”受追捧：FieldAI 拟融资 7 亿美元，估值达 100 亿美元</w:t>
-      </w:r>
-    </w:p>
-    <w:p>
-      <w:r>
-        <w:rPr>
-          <w:rFonts w:ascii="Times New Roman" w:hAnsi="Times New Roman" w:eastAsia="宋体"/>
-          <w:color w:val="888888"/>
-          <w:sz w:val="18"/>
-        </w:rPr>
-        <w:t>来源:IT之家 | 时间:10-05 08:15</w:t>
-      </w:r>
-    </w:p>
-    <w:p>
-      <w:r>
-        <w:rPr>
-          <w:rFonts w:ascii="Times New Roman" w:hAnsi="Times New Roman" w:eastAsia="宋体"/>
-          <w:sz w:val="18"/>
-        </w:rPr>
-        <w:t>链接:</w:t>
-      </w:r>
-      <w:hyperlink r:id="rId22">
-        <w:r>
-          <w:rPr>
-            <w:color w:val="0563C1"/>
-            <w:u w:val="single"/>
-          </w:rPr>
-          <w:t>“机器人通用大脑”受追捧：FieldAI 拟融资 7 亿美元，估值达 100 亿美元</w:t>
-        </w:r>
-      </w:hyperlink>
-    </w:p>
-    <w:p>
-      <w:pPr>
-        <w:pStyle w:val="Heading3"/>
-      </w:pPr>
-      <w:r>
-        <w:rPr>
-          <w:rFonts w:ascii="Times New Roman" w:hAnsi="Times New Roman" w:eastAsia="黑体"/>
-          <w:b w:val="0"/>
-          <w:color w:val="888888"/>
-          <w:sz w:val="24"/>
-        </w:rPr>
-        <w:t>【C级·参考】</w:t>
-      </w:r>
-      <w:r>
-        <w:rPr>
-          <w:rFonts w:ascii="Times New Roman" w:hAnsi="Times New Roman" w:eastAsia="黑体"/>
-          <w:b w:val="0"/>
-          <w:color w:val="888888"/>
-          <w:sz w:val="24"/>
-        </w:rPr>
-        <w:t>OpenAI GPT-6 Sol 被破解，30 万字系统提示词已泄露</w:t>
-      </w:r>
-    </w:p>
-    <w:p>
-      <w:r>
-        <w:rPr>
-          <w:rFonts w:ascii="Times New Roman" w:hAnsi="Times New Roman" w:eastAsia="宋体"/>
-          <w:color w:val="888888"/>
-          <w:sz w:val="18"/>
-        </w:rPr>
-        <w:t>来源:IT之家 | 时间:10-05 08:14</w:t>
-      </w:r>
-    </w:p>
-    <w:p>
-      <w:r>
-        <w:rPr>
-          <w:rFonts w:ascii="Times New Roman" w:hAnsi="Times New Roman" w:eastAsia="宋体"/>
-          <w:sz w:val="18"/>
-        </w:rPr>
-        <w:t>链接:</w:t>
-      </w:r>
-      <w:hyperlink r:id="rId23">
-        <w:r>
-          <w:rPr>
-            <w:color w:val="0563C1"/>
-            <w:u w:val="single"/>
-          </w:rPr>
-          <w:t>OpenAI GPT-6 Sol 被破解，30 万字系统提示词已泄露</w:t>
-        </w:r>
-      </w:hyperlink>
-    </w:p>
-    <w:p>
-      <w:pPr>
-        <w:pStyle w:val="Heading3"/>
-      </w:pPr>
-      <w:r>
-        <w:rPr>
-          <w:rFonts w:ascii="Times New Roman" w:hAnsi="Times New Roman" w:eastAsia="黑体"/>
-          <w:b w:val="0"/>
-          <w:color w:val="888888"/>
-          <w:sz w:val="24"/>
-        </w:rPr>
-        <w:t>【C级·参考】</w:t>
-      </w:r>
-      <w:r>
-        <w:rPr>
-          <w:rFonts w:ascii="Times New Roman" w:hAnsi="Times New Roman" w:eastAsia="黑体"/>
-          <w:b w:val="0"/>
-          <w:color w:val="888888"/>
-          <w:sz w:val="24"/>
-        </w:rPr>
-        <w:t>TypeSafe AI 决策模型 Jev 日处理量达 1 万亿 Token，硅谷巨头火速跟进复刻</w:t>
-      </w:r>
-    </w:p>
-    <w:p>
-      <w:r>
-        <w:rPr>
-          <w:rFonts w:ascii="Times New Roman" w:hAnsi="Times New Roman" w:eastAsia="宋体"/>
-          <w:color w:val="888888"/>
-          <w:sz w:val="18"/>
-        </w:rPr>
-        <w:t>来源:IT之家 | 时间:10-05 08:06</w:t>
-      </w:r>
-    </w:p>
-    <w:p>
-      <w:r>
-        <w:rPr>
-          <w:rFonts w:ascii="Times New Roman" w:hAnsi="Times New Roman" w:eastAsia="宋体"/>
-          <w:sz w:val="18"/>
-        </w:rPr>
-        <w:t>链接:</w:t>
-      </w:r>
-      <w:hyperlink r:id="rId24">
-        <w:r>
-          <w:rPr>
-            <w:color w:val="0563C1"/>
-            <w:u w:val="single"/>
-          </w:rPr>
-          <w:t>TypeSafe AI 决策模型 Jev 日处理量达 1 万亿 Token，硅谷巨头火速跟进复刻</w:t>
-        </w:r>
-      </w:hyperlink>
-    </w:p>
-    <w:p>
-      <w:pPr>
-        <w:pStyle w:val="Heading3"/>
-      </w:pPr>
-      <w:r>
-        <w:rPr>
-          <w:rFonts w:ascii="Times New Roman" w:hAnsi="Times New Roman" w:eastAsia="黑体"/>
-          <w:b w:val="0"/>
-          <w:color w:val="888888"/>
-          <w:sz w:val="24"/>
-        </w:rPr>
-        <w:t>【C级·参考】</w:t>
-      </w:r>
-      <w:r>
-        <w:rPr>
-          <w:rFonts w:ascii="Times New Roman" w:hAnsi="Times New Roman" w:eastAsia="黑体"/>
-          <w:b w:val="0"/>
-          <w:color w:val="888888"/>
-          <w:sz w:val="24"/>
-        </w:rPr>
-        <w:t>人人都能有自己的智能体设备：Meta 开源 Muse Gadgets，用 ESP32 和树莓派打造自定义 AI 硬件</w:t>
-      </w:r>
-    </w:p>
-    <w:p>
-      <w:r>
-        <w:rPr>
-          <w:rFonts w:ascii="Times New Roman" w:hAnsi="Times New Roman" w:eastAsia="宋体"/>
-          <w:color w:val="888888"/>
-          <w:sz w:val="18"/>
-        </w:rPr>
-        <w:t>来源:IT之家 | 时间:10-05 08:00</w:t>
-      </w:r>
-    </w:p>
-    <w:p>
-      <w:r>
-        <w:rPr>
-          <w:rFonts w:ascii="Times New Roman" w:hAnsi="Times New Roman" w:eastAsia="宋体"/>
-          <w:sz w:val="18"/>
-        </w:rPr>
-        <w:t>链接:</w:t>
-      </w:r>
-      <w:hyperlink r:id="rId25">
-        <w:r>
-          <w:rPr>
-            <w:color w:val="0563C1"/>
-            <w:u w:val="single"/>
-          </w:rPr>
-          <w:t>人人都能有自己的智能体设备：Meta 开源 Muse Gadgets，用 ESP32 和树莓派打造自定义 AI 硬件</w:t>
-        </w:r>
-      </w:hyperlink>
-    </w:p>
-    <w:p>
-      <w:pPr>
-        <w:pStyle w:val="Heading3"/>
-      </w:pPr>
-      <w:r>
-        <w:rPr>
-          <w:rFonts w:ascii="Times New Roman" w:hAnsi="Times New Roman" w:eastAsia="黑体"/>
-          <w:b w:val="0"/>
-          <w:color w:val="888888"/>
-          <w:sz w:val="24"/>
-        </w:rPr>
-        <w:t>【C级·参考】</w:t>
-      </w:r>
-      <w:r>
-        <w:rPr>
-          <w:rFonts w:ascii="Times New Roman" w:hAnsi="Times New Roman" w:eastAsia="黑体"/>
-          <w:b w:val="0"/>
-          <w:color w:val="888888"/>
-          <w:sz w:val="24"/>
-        </w:rPr>
-        <w:t>IT早报 1005：乐山大佛“掏耳朵”视频系 AI 合成；央视曝光外卖“明厨亮灶”造假；余承东称华为已量产 381 款 τ 芯片；马斯克确认 SpaceXAI 将更名 SpaceXSI...</w:t>
-      </w:r>
-    </w:p>
-    <w:p>
-      <w:r>
-        <w:rPr>
-          <w:rFonts w:ascii="Times New Roman" w:hAnsi="Times New Roman" w:eastAsia="宋体"/>
-          <w:color w:val="888888"/>
-          <w:sz w:val="18"/>
-        </w:rPr>
-        <w:t>来源:IT之家 | 时间:10-05 07:49</w:t>
-      </w:r>
-    </w:p>
-    <w:p>
-      <w:r>
-        <w:rPr>
-          <w:rFonts w:ascii="Times New Roman" w:hAnsi="Times New Roman" w:eastAsia="宋体"/>
-          <w:sz w:val="18"/>
-        </w:rPr>
-        <w:t>链接:</w:t>
-      </w:r>
-      <w:hyperlink r:id="rId26">
-        <w:r>
-          <w:rPr>
-            <w:color w:val="0563C1"/>
-            <w:u w:val="single"/>
-          </w:rPr>
-          <w:t>IT早报 1005：乐山大佛“掏耳朵”视频系 AI 合成；央视曝光外卖“明厨亮灶”造假；余承东称华为已量产 381 款 τ 芯片；马斯克确认 SpaceXAI 将更名 SpaceXSI...</w:t>
-        </w:r>
-      </w:hyperlink>
-    </w:p>
-    <w:p>
-      <w:pPr>
-        <w:pStyle w:val="Heading3"/>
-      </w:pPr>
-      <w:r>
-        <w:rPr>
-          <w:rFonts w:ascii="Times New Roman" w:hAnsi="Times New Roman" w:eastAsia="黑体"/>
-          <w:b w:val="0"/>
-          <w:color w:val="888888"/>
-          <w:sz w:val="24"/>
-        </w:rPr>
-        <w:t>【C级·参考】</w:t>
-      </w:r>
-      <w:r>
-        <w:rPr>
-          <w:rFonts w:ascii="Times New Roman" w:hAnsi="Times New Roman" w:eastAsia="黑体"/>
-          <w:b w:val="0"/>
-          <w:color w:val="888888"/>
-          <w:sz w:val="24"/>
-        </w:rPr>
-        <w:t>英伟达 AI 芯片走私案嫌疑人被捕，涉案金额超 3 亿美元</w:t>
-      </w:r>
-    </w:p>
-    <w:p>
-      <w:r>
-        <w:rPr>
-          <w:rFonts w:ascii="Times New Roman" w:hAnsi="Times New Roman" w:eastAsia="宋体"/>
-          <w:color w:val="888888"/>
-          <w:sz w:val="18"/>
-        </w:rPr>
-        <w:t>来源:IT之家 | 时间:10-05 07:40</w:t>
-      </w:r>
-    </w:p>
-    <w:p>
-      <w:r>
-        <w:rPr>
-          <w:rFonts w:ascii="Times New Roman" w:hAnsi="Times New Roman" w:eastAsia="宋体"/>
-          <w:sz w:val="18"/>
-        </w:rPr>
-        <w:t>链接:</w:t>
-      </w:r>
-      <w:hyperlink r:id="rId27">
-        <w:r>
-          <w:rPr>
-            <w:color w:val="0563C1"/>
-            <w:u w:val="single"/>
-          </w:rPr>
-          <w:t>英伟达 AI 芯片走私案嫌疑人被捕，涉案金额超 3 亿美元</w:t>
         </w:r>
       </w:hyperlink>
     </w:p>
@@ -1060,64 +856,13 @@
         </w:rPr>
         <w:t>链接:</w:t>
       </w:r>
-      <w:hyperlink r:id="rId28">
+      <w:hyperlink r:id="rId24">
         <w:r>
           <w:rPr>
             <w:color w:val="0563C1"/>
             <w:u w:val="single"/>
           </w:rPr>
           <w:t>Muse 还没正式登陆日本，日本开发者先在乐奇 AI 眼镜上“手搓”出来</w:t>
-        </w:r>
-      </w:hyperlink>
-    </w:p>
-    <w:p>
-      <w:pPr>
-        <w:pStyle w:val="Heading3"/>
-      </w:pPr>
-      <w:r>
-        <w:rPr>
-          <w:rFonts w:ascii="Times New Roman" w:hAnsi="Times New Roman" w:eastAsia="黑体"/>
-          <w:b w:val="0"/>
-          <w:color w:val="888888"/>
-          <w:sz w:val="24"/>
-        </w:rPr>
-        <w:t>【C级·参考】</w:t>
-      </w:r>
-      <w:r>
-        <w:rPr>
-          <w:rFonts w:ascii="Times New Roman" w:hAnsi="Times New Roman" w:eastAsia="黑体"/>
-          <w:b w:val="0"/>
-          <w:color w:val="888888"/>
-          <w:sz w:val="24"/>
-        </w:rPr>
-        <w:t>Show HN: AI search for every photo and every frame of video on macOS</w:t>
-      </w:r>
-    </w:p>
-    <w:p>
-      <w:r>
-        <w:rPr>
-          <w:rFonts w:ascii="Times New Roman" w:hAnsi="Times New Roman" w:eastAsia="宋体"/>
-          <w:color w:val="888888"/>
-          <w:sz w:val="18"/>
-        </w:rPr>
-        <w:t>来源:Hacker News | 时间:10-04 17:24</w:t>
-      </w:r>
-    </w:p>
-    <w:p>
-      <w:r>
-        <w:rPr>
-          <w:rFonts w:ascii="Times New Roman" w:hAnsi="Times New Roman" w:eastAsia="宋体"/>
-          <w:sz w:val="18"/>
-        </w:rPr>
-        <w:t>链接:</w:t>
-      </w:r>
-      <w:hyperlink r:id="rId29">
-        <w:r>
-          <w:rPr>
-            <w:color w:val="0563C1"/>
-            <w:u w:val="single"/>
-          </w:rPr>
-          <w:t>Show HN: AI search for every photo and every frame of video on macOS</w:t>
         </w:r>
       </w:hyperlink>
     </w:p>
@@ -1162,7 +907,7 @@
         </w:rPr>
         <w:t>链接:</w:t>
       </w:r>
-      <w:hyperlink r:id="rId30">
+      <w:hyperlink r:id="rId25">
         <w:r>
           <w:rPr>
             <w:color w:val="0563C1"/>
@@ -1185,6 +930,23 @@
       </w:r>
     </w:p>
     <w:p>
+      <w:r>
+        <w:t>本线口暂无重要更新</w:t>
+      </w:r>
+    </w:p>
+    <w:p>
+      <w:pPr>
+        <w:pStyle w:val="Heading2"/>
+      </w:pPr>
+      <w:r>
+        <w:rPr>
+          <w:rFonts w:ascii="Times New Roman" w:hAnsi="Times New Roman" w:eastAsia="黑体"/>
+          <w:sz w:val="28"/>
+        </w:rPr>
+        <w:t>无人驾驶/低空/智慧出行</w:t>
+      </w:r>
+    </w:p>
+    <w:p>
       <w:pPr>
         <w:pStyle w:val="Heading3"/>
       </w:pPr>
@@ -1204,7 +966,7 @@
           <w:color w:val="888888"/>
           <w:sz w:val="24"/>
         </w:rPr>
-        <w:t>机器人格斗公司 REK 举办真人与机器人笼斗赛被叫停：未取得许可组织活动</w:t>
+        <w:t>台达将基于英伟达 Hyperion 平台开发下一代自动驾驶技术</w:t>
       </w:r>
     </w:p>
     <w:p>
@@ -1214,7 +976,7 @@
           <w:color w:val="888888"/>
           <w:sz w:val="18"/>
         </w:rPr>
-        <w:t>来源:IT之家 | 时间:10-04 23:22</w:t>
+        <w:t>来源:IT之家 | 时间:10-05 14:20</w:t>
       </w:r>
     </w:p>
     <w:p>
@@ -1225,27 +987,15 @@
         </w:rPr>
         <w:t>链接:</w:t>
       </w:r>
-      <w:hyperlink r:id="rId31">
+      <w:hyperlink r:id="rId26">
         <w:r>
           <w:rPr>
             <w:color w:val="0563C1"/>
             <w:u w:val="single"/>
           </w:rPr>
-          <w:t>机器人格斗公司 REK 举办真人与机器人笼斗赛被叫停：未取得许可组织活动</w:t>
+          <w:t>台达将基于英伟达 Hyperion 平台开发下一代自动驾驶技术</w:t>
         </w:r>
       </w:hyperlink>
-    </w:p>
-    <w:p>
-      <w:pPr>
-        <w:pStyle w:val="Heading2"/>
-      </w:pPr>
-      <w:r>
-        <w:rPr>
-          <w:rFonts w:ascii="Times New Roman" w:hAnsi="Times New Roman" w:eastAsia="黑体"/>
-          <w:sz w:val="28"/>
-        </w:rPr>
-        <w:t>无人驾驶/低空/智慧出行</w:t>
-      </w:r>
     </w:p>
     <w:p>
       <w:pPr>
@@ -1288,7 +1038,7 @@
         </w:rPr>
         <w:t>链接:</w:t>
       </w:r>
-      <w:hyperlink r:id="rId32">
+      <w:hyperlink r:id="rId27">
         <w:r>
           <w:rPr>
             <w:color w:val="0563C1"/>
@@ -1347,6 +1097,57 @@
           <w:color w:val="888888"/>
           <w:sz w:val="24"/>
         </w:rPr>
+        <w:t>国产抗日游戏《抵抗者》将进入日本市场：正针对日本玩家推进本地化适配工作，在大战场之外还将加入潜行与小规模交战</w:t>
+      </w:r>
+    </w:p>
+    <w:p>
+      <w:r>
+        <w:rPr>
+          <w:rFonts w:ascii="Times New Roman" w:hAnsi="Times New Roman" w:eastAsia="宋体"/>
+          <w:color w:val="888888"/>
+          <w:sz w:val="18"/>
+        </w:rPr>
+        <w:t>来源:IT之家 | 时间:10-05 14:04</w:t>
+      </w:r>
+    </w:p>
+    <w:p>
+      <w:r>
+        <w:rPr>
+          <w:rFonts w:ascii="Times New Roman" w:hAnsi="Times New Roman" w:eastAsia="宋体"/>
+          <w:sz w:val="18"/>
+        </w:rPr>
+        <w:t>链接:</w:t>
+      </w:r>
+      <w:hyperlink r:id="rId28">
+        <w:r>
+          <w:rPr>
+            <w:color w:val="0563C1"/>
+            <w:u w:val="single"/>
+          </w:rPr>
+          <w:t>国产抗日游戏《抵抗者》将进入日本市场：正针对日本玩家推进本地化适配工作，在大战场之外还将加入潜行与小规模交战</w:t>
+        </w:r>
+      </w:hyperlink>
+    </w:p>
+    <w:p>
+      <w:pPr>
+        <w:pStyle w:val="Heading3"/>
+      </w:pPr>
+      <w:r>
+        <w:rPr>
+          <w:rFonts w:ascii="Times New Roman" w:hAnsi="Times New Roman" w:eastAsia="黑体"/>
+          <w:b w:val="0"/>
+          <w:color w:val="888888"/>
+          <w:sz w:val="24"/>
+        </w:rPr>
+        <w:t>【C级·参考】</w:t>
+      </w:r>
+      <w:r>
+        <w:rPr>
+          <w:rFonts w:ascii="Times New Roman" w:hAnsi="Times New Roman" w:eastAsia="黑体"/>
+          <w:b w:val="0"/>
+          <w:color w:val="888888"/>
+          <w:sz w:val="24"/>
+        </w:rPr>
         <w:t>德国电力公司推出游戏玩家专属电价套餐：瞄准高耗电家庭，电力 100% 来自可再生能源</w:t>
       </w:r>
     </w:p>
@@ -1368,7 +1169,7 @@
         </w:rPr>
         <w:t>链接:</w:t>
       </w:r>
-      <w:hyperlink r:id="rId33">
+      <w:hyperlink r:id="rId29">
         <w:r>
           <w:rPr>
             <w:color w:val="0563C1"/>
@@ -1421,7 +1222,7 @@
           <w:rFonts w:ascii="Times New Roman" w:hAnsi="Times New Roman" w:eastAsia="宋体"/>
           <w:sz w:val="18"/>
         </w:rPr>
-        <w:t>IT之家(60)、GameLook(0)、HackerNews(3)、Bing新闻(2)</w:t>
+        <w:t>IT之家(60)、GameLook(0)、HackerNews(2)、Bing新闻(2)</w:t>
       </w:r>
     </w:p>
     <w:p>

--- a/briefings/线口监测午报-2026-10-05.docx
+++ b/briefings/线口监测午报-2026-10-05.docx
@@ -22,7 +22,7 @@
           <w:color w:val="888888"/>
           <w:sz w:val="18"/>
         </w:rPr>
-        <w:t>监测窗口:近48小时 | 生成时间:2026-10-05 15:05</w:t>
+        <w:t>监测窗口:近48小时 | 生成时间:2026-10-05 23:54</w:t>
       </w:r>
     </w:p>
     <w:p>
@@ -70,7 +70,7 @@
           <w:color w:val="888888"/>
           <w:sz w:val="24"/>
         </w:rPr>
-        <w:t>圆刚推出 AI 降噪麦克风 A113，工作温度范围达 -25℃ 至 +60℃</w:t>
+        <w:t>OpenAI 将在 ChatGPT 中推出全新图片广告形式，不会影响生成结果</w:t>
       </w:r>
     </w:p>
     <w:p>
@@ -80,7 +80,7 @@
           <w:color w:val="888888"/>
           <w:sz w:val="18"/>
         </w:rPr>
-        <w:t>来源:IT之家 | 时间:10-05 14:33</w:t>
+        <w:t>来源:IT之家 | 时间:10-05 23:01</w:t>
       </w:r>
     </w:p>
     <w:p>
@@ -97,7 +97,7 @@
             <w:color w:val="0563C1"/>
             <w:u w:val="single"/>
           </w:rPr>
-          <w:t>圆刚推出 AI 降噪麦克风 A113，工作温度范围达 -25℃ 至 +60℃</w:t>
+          <w:t>OpenAI 将在 ChatGPT 中推出全新图片广告形式，不会影响生成结果</w:t>
         </w:r>
       </w:hyperlink>
     </w:p>
@@ -121,7 +121,7 @@
           <w:color w:val="888888"/>
           <w:sz w:val="24"/>
         </w:rPr>
-        <w:t>华为与高通宣布达成广泛专利许可协议，覆盖 5G、AI、计算及网络技术领域</w:t>
+        <w:t>阿里千问 AI 耳夹式耳机上架预约：Bose 调音，支持 89 种语言翻译</w:t>
       </w:r>
     </w:p>
     <w:p>
@@ -131,7 +131,7 @@
           <w:color w:val="888888"/>
           <w:sz w:val="18"/>
         </w:rPr>
-        <w:t>来源:IT之家 | 时间:10-05 14:18</w:t>
+        <w:t>来源:IT之家 | 时间:10-05 17:18</w:t>
       </w:r>
     </w:p>
     <w:p>
@@ -148,7 +148,7 @@
             <w:color w:val="0563C1"/>
             <w:u w:val="single"/>
           </w:rPr>
-          <w:t>华为与高通宣布达成广泛专利许可协议，覆盖 5G、AI、计算及网络技术领域</w:t>
+          <w:t>阿里千问 AI 耳夹式耳机上架预约：Bose 调音，支持 89 种语言翻译</w:t>
         </w:r>
       </w:hyperlink>
     </w:p>
@@ -172,7 +172,7 @@
           <w:color w:val="888888"/>
           <w:sz w:val="24"/>
         </w:rPr>
-        <w:t>美国佛州一女子把 AI 当“日记本”用，Claude 识别到枪击威胁后上报给 Anthropic 人工审核并报警</w:t>
+        <w:t>挪威将提议在公共场所对 AI 眼镜实施临时禁令</w:t>
       </w:r>
     </w:p>
     <w:p>
@@ -182,7 +182,7 @@
           <w:color w:val="888888"/>
           <w:sz w:val="18"/>
         </w:rPr>
-        <w:t>来源:IT之家 | 时间:10-05 13:00</w:t>
+        <w:t>来源:Bing新闻 | 时间:10-05 14:57</w:t>
       </w:r>
     </w:p>
     <w:p>
@@ -199,619 +199,7 @@
             <w:color w:val="0563C1"/>
             <w:u w:val="single"/>
           </w:rPr>
-          <w:t>美国佛州一女子把 AI 当“日记本”用，Claude 识别到枪击威胁后上报给 Anthropic 人工审核并报警</w:t>
-        </w:r>
-      </w:hyperlink>
-    </w:p>
-    <w:p>
-      <w:pPr>
-        <w:pStyle w:val="Heading3"/>
-      </w:pPr>
-      <w:r>
-        <w:rPr>
-          <w:rFonts w:ascii="Times New Roman" w:hAnsi="Times New Roman" w:eastAsia="黑体"/>
-          <w:b w:val="0"/>
-          <w:color w:val="888888"/>
-          <w:sz w:val="24"/>
-        </w:rPr>
-        <w:t>【C级·参考】</w:t>
-      </w:r>
-      <w:r>
-        <w:rPr>
-          <w:rFonts w:ascii="Times New Roman" w:hAnsi="Times New Roman" w:eastAsia="黑体"/>
-          <w:b w:val="0"/>
-          <w:color w:val="888888"/>
-          <w:sz w:val="24"/>
-        </w:rPr>
-        <w:t>瓦尔基里公布 VK 99 V2 机械键盘：AI 创想灯效，长至 12000hr 无线续航</w:t>
-      </w:r>
-    </w:p>
-    <w:p>
-      <w:r>
-        <w:rPr>
-          <w:rFonts w:ascii="Times New Roman" w:hAnsi="Times New Roman" w:eastAsia="宋体"/>
-          <w:color w:val="888888"/>
-          <w:sz w:val="18"/>
-        </w:rPr>
-        <w:t>来源:IT之家 | 时间:10-05 11:08</w:t>
-      </w:r>
-    </w:p>
-    <w:p>
-      <w:r>
-        <w:rPr>
-          <w:rFonts w:ascii="Times New Roman" w:hAnsi="Times New Roman" w:eastAsia="宋体"/>
-          <w:sz w:val="18"/>
-        </w:rPr>
-        <w:t>链接:</w:t>
-      </w:r>
-      <w:hyperlink r:id="rId12">
-        <w:r>
-          <w:rPr>
-            <w:color w:val="0563C1"/>
-            <w:u w:val="single"/>
-          </w:rPr>
-          <w:t>瓦尔基里公布 VK 99 V2 机械键盘：AI 创想灯效，长至 12000hr 无线续航</w:t>
-        </w:r>
-      </w:hyperlink>
-    </w:p>
-    <w:p>
-      <w:pPr>
-        <w:pStyle w:val="Heading3"/>
-      </w:pPr>
-      <w:r>
-        <w:rPr>
-          <w:rFonts w:ascii="Times New Roman" w:hAnsi="Times New Roman" w:eastAsia="黑体"/>
-          <w:b w:val="0"/>
-          <w:color w:val="888888"/>
-          <w:sz w:val="24"/>
-        </w:rPr>
-        <w:t>【C级·参考】</w:t>
-      </w:r>
-      <w:r>
-        <w:rPr>
-          <w:rFonts w:ascii="Times New Roman" w:hAnsi="Times New Roman" w:eastAsia="黑体"/>
-          <w:b w:val="0"/>
-          <w:color w:val="888888"/>
-          <w:sz w:val="24"/>
-        </w:rPr>
-        <w:t>Linux 7.3-rc6 发布：Torvalds 称进入“AI 新常态”，稳定版预计 10 月中旬发布</w:t>
-      </w:r>
-    </w:p>
-    <w:p>
-      <w:r>
-        <w:rPr>
-          <w:rFonts w:ascii="Times New Roman" w:hAnsi="Times New Roman" w:eastAsia="宋体"/>
-          <w:color w:val="888888"/>
-          <w:sz w:val="18"/>
-        </w:rPr>
-        <w:t>来源:IT之家 | 时间:10-05 10:54</w:t>
-      </w:r>
-    </w:p>
-    <w:p>
-      <w:r>
-        <w:rPr>
-          <w:rFonts w:ascii="Times New Roman" w:hAnsi="Times New Roman" w:eastAsia="宋体"/>
-          <w:sz w:val="18"/>
-        </w:rPr>
-        <w:t>链接:</w:t>
-      </w:r>
-      <w:hyperlink r:id="rId13">
-        <w:r>
-          <w:rPr>
-            <w:color w:val="0563C1"/>
-            <w:u w:val="single"/>
-          </w:rPr>
-          <w:t>Linux 7.3-rc6 发布：Torvalds 称进入“AI 新常态”，稳定版预计 10 月中旬发布</w:t>
-        </w:r>
-      </w:hyperlink>
-    </w:p>
-    <w:p>
-      <w:pPr>
-        <w:pStyle w:val="Heading3"/>
-      </w:pPr>
-      <w:r>
-        <w:rPr>
-          <w:rFonts w:ascii="Times New Roman" w:hAnsi="Times New Roman" w:eastAsia="黑体"/>
-          <w:b w:val="0"/>
-          <w:color w:val="888888"/>
-          <w:sz w:val="24"/>
-        </w:rPr>
-        <w:t>【C级·参考】</w:t>
-      </w:r>
-      <w:r>
-        <w:rPr>
-          <w:rFonts w:ascii="Times New Roman" w:hAnsi="Times New Roman" w:eastAsia="黑体"/>
-          <w:b w:val="0"/>
-          <w:color w:val="888888"/>
-          <w:sz w:val="24"/>
-        </w:rPr>
-        <w:t>AI 生成的跨游戏混搭模组兴起，资深制作者集体表达不满</w:t>
-      </w:r>
-    </w:p>
-    <w:p>
-      <w:r>
-        <w:rPr>
-          <w:rFonts w:ascii="Times New Roman" w:hAnsi="Times New Roman" w:eastAsia="宋体"/>
-          <w:color w:val="888888"/>
-          <w:sz w:val="18"/>
-        </w:rPr>
-        <w:t>来源:IT之家 | 时间:10-05 10:52</w:t>
-      </w:r>
-    </w:p>
-    <w:p>
-      <w:r>
-        <w:rPr>
-          <w:rFonts w:ascii="Times New Roman" w:hAnsi="Times New Roman" w:eastAsia="宋体"/>
-          <w:sz w:val="18"/>
-        </w:rPr>
-        <w:t>链接:</w:t>
-      </w:r>
-      <w:hyperlink r:id="rId14">
-        <w:r>
-          <w:rPr>
-            <w:color w:val="0563C1"/>
-            <w:u w:val="single"/>
-          </w:rPr>
-          <w:t>AI 生成的跨游戏混搭模组兴起，资深制作者集体表达不满</w:t>
-        </w:r>
-      </w:hyperlink>
-    </w:p>
-    <w:p>
-      <w:pPr>
-        <w:pStyle w:val="Heading3"/>
-      </w:pPr>
-      <w:r>
-        <w:rPr>
-          <w:rFonts w:ascii="Times New Roman" w:hAnsi="Times New Roman" w:eastAsia="黑体"/>
-          <w:b w:val="0"/>
-          <w:color w:val="888888"/>
-          <w:sz w:val="24"/>
-        </w:rPr>
-        <w:t>【C级·参考】</w:t>
-      </w:r>
-      <w:r>
-        <w:rPr>
-          <w:rFonts w:ascii="Times New Roman" w:hAnsi="Times New Roman" w:eastAsia="黑体"/>
-          <w:b w:val="0"/>
-          <w:color w:val="888888"/>
-          <w:sz w:val="24"/>
-        </w:rPr>
-        <w:t>Anthropic 前研究员将出席纽约 AI 听证会作证，曾警告 AI 或毁灭人类</w:t>
-      </w:r>
-    </w:p>
-    <w:p>
-      <w:r>
-        <w:rPr>
-          <w:rFonts w:ascii="Times New Roman" w:hAnsi="Times New Roman" w:eastAsia="宋体"/>
-          <w:color w:val="888888"/>
-          <w:sz w:val="18"/>
-        </w:rPr>
-        <w:t>来源:IT之家 | 时间:10-05 10:14</w:t>
-      </w:r>
-    </w:p>
-    <w:p>
-      <w:r>
-        <w:rPr>
-          <w:rFonts w:ascii="Times New Roman" w:hAnsi="Times New Roman" w:eastAsia="宋体"/>
-          <w:sz w:val="18"/>
-        </w:rPr>
-        <w:t>链接:</w:t>
-      </w:r>
-      <w:hyperlink r:id="rId15">
-        <w:r>
-          <w:rPr>
-            <w:color w:val="0563C1"/>
-            <w:u w:val="single"/>
-          </w:rPr>
-          <w:t>Anthropic 前研究员将出席纽约 AI 听证会作证，曾警告 AI 或毁灭人类</w:t>
-        </w:r>
-      </w:hyperlink>
-    </w:p>
-    <w:p>
-      <w:pPr>
-        <w:pStyle w:val="Heading3"/>
-      </w:pPr>
-      <w:r>
-        <w:rPr>
-          <w:rFonts w:ascii="Times New Roman" w:hAnsi="Times New Roman" w:eastAsia="黑体"/>
-          <w:b w:val="0"/>
-          <w:color w:val="888888"/>
-          <w:sz w:val="24"/>
-        </w:rPr>
-        <w:t>【C级·参考】</w:t>
-      </w:r>
-      <w:r>
-        <w:rPr>
-          <w:rFonts w:ascii="Times New Roman" w:hAnsi="Times New Roman" w:eastAsia="黑体"/>
-          <w:b w:val="0"/>
-          <w:color w:val="888888"/>
-          <w:sz w:val="24"/>
-        </w:rPr>
-        <w:t>消息称 Reflection 等多家西方企业本月将推出开放权重 AI 模型</w:t>
-      </w:r>
-    </w:p>
-    <w:p>
-      <w:r>
-        <w:rPr>
-          <w:rFonts w:ascii="Times New Roman" w:hAnsi="Times New Roman" w:eastAsia="宋体"/>
-          <w:color w:val="888888"/>
-          <w:sz w:val="18"/>
-        </w:rPr>
-        <w:t>来源:IT之家 | 时间:10-05 10:02</w:t>
-      </w:r>
-    </w:p>
-    <w:p>
-      <w:r>
-        <w:rPr>
-          <w:rFonts w:ascii="Times New Roman" w:hAnsi="Times New Roman" w:eastAsia="宋体"/>
-          <w:sz w:val="18"/>
-        </w:rPr>
-        <w:t>链接:</w:t>
-      </w:r>
-      <w:hyperlink r:id="rId16">
-        <w:r>
-          <w:rPr>
-            <w:color w:val="0563C1"/>
-            <w:u w:val="single"/>
-          </w:rPr>
-          <w:t>消息称 Reflection 等多家西方企业本月将推出开放权重 AI 模型</w:t>
-        </w:r>
-      </w:hyperlink>
-    </w:p>
-    <w:p>
-      <w:pPr>
-        <w:pStyle w:val="Heading3"/>
-      </w:pPr>
-      <w:r>
-        <w:rPr>
-          <w:rFonts w:ascii="Times New Roman" w:hAnsi="Times New Roman" w:eastAsia="黑体"/>
-          <w:b w:val="0"/>
-          <w:color w:val="888888"/>
-          <w:sz w:val="24"/>
-        </w:rPr>
-        <w:t>【C级·参考】</w:t>
-      </w:r>
-      <w:r>
-        <w:rPr>
-          <w:rFonts w:ascii="Times New Roman" w:hAnsi="Times New Roman" w:eastAsia="黑体"/>
-          <w:b w:val="0"/>
-          <w:color w:val="888888"/>
-          <w:sz w:val="24"/>
-        </w:rPr>
-        <w:t>跨越百年的代言：斯凯孚用 AI“复活”已故女星葛丽泰 · 嘉宝拍广告</w:t>
-      </w:r>
-    </w:p>
-    <w:p>
-      <w:r>
-        <w:rPr>
-          <w:rFonts w:ascii="Times New Roman" w:hAnsi="Times New Roman" w:eastAsia="宋体"/>
-          <w:color w:val="888888"/>
-          <w:sz w:val="18"/>
-        </w:rPr>
-        <w:t>来源:IT之家 | 时间:10-05 10:00</w:t>
-      </w:r>
-    </w:p>
-    <w:p>
-      <w:r>
-        <w:rPr>
-          <w:rFonts w:ascii="Times New Roman" w:hAnsi="Times New Roman" w:eastAsia="宋体"/>
-          <w:sz w:val="18"/>
-        </w:rPr>
-        <w:t>链接:</w:t>
-      </w:r>
-      <w:hyperlink r:id="rId17">
-        <w:r>
-          <w:rPr>
-            <w:color w:val="0563C1"/>
-            <w:u w:val="single"/>
-          </w:rPr>
-          <w:t>跨越百年的代言：斯凯孚用 AI“复活”已故女星葛丽泰 · 嘉宝拍广告</w:t>
-        </w:r>
-      </w:hyperlink>
-    </w:p>
-    <w:p>
-      <w:pPr>
-        <w:pStyle w:val="Heading3"/>
-      </w:pPr>
-      <w:r>
-        <w:rPr>
-          <w:rFonts w:ascii="Times New Roman" w:hAnsi="Times New Roman" w:eastAsia="黑体"/>
-          <w:b w:val="0"/>
-          <w:color w:val="888888"/>
-          <w:sz w:val="24"/>
-        </w:rPr>
-        <w:t>【C级·参考】</w:t>
-      </w:r>
-      <w:r>
-        <w:rPr>
-          <w:rFonts w:ascii="Times New Roman" w:hAnsi="Times New Roman" w:eastAsia="黑体"/>
-          <w:b w:val="0"/>
-          <w:color w:val="888888"/>
-          <w:sz w:val="24"/>
-        </w:rPr>
-        <w:t>Powerless F1 drivers frustrated by Bahrain F1 software glitch</w:t>
-      </w:r>
-    </w:p>
-    <w:p>
-      <w:r>
-        <w:rPr>
-          <w:rFonts w:ascii="Times New Roman" w:hAnsi="Times New Roman" w:eastAsia="宋体"/>
-          <w:color w:val="888888"/>
-          <w:sz w:val="18"/>
-        </w:rPr>
-        <w:t>来源:Hacker News | 时间:10-05 09:54</w:t>
-      </w:r>
-    </w:p>
-    <w:p>
-      <w:r>
-        <w:rPr>
-          <w:rFonts w:ascii="Times New Roman" w:hAnsi="Times New Roman" w:eastAsia="宋体"/>
-          <w:sz w:val="18"/>
-        </w:rPr>
-        <w:t>链接:</w:t>
-      </w:r>
-      <w:hyperlink r:id="rId18">
-        <w:r>
-          <w:rPr>
-            <w:color w:val="0563C1"/>
-            <w:u w:val="single"/>
-          </w:rPr>
-          <w:t>Powerless F1 drivers frustrated by Bahrain F1 software glitch</w:t>
-        </w:r>
-      </w:hyperlink>
-    </w:p>
-    <w:p>
-      <w:pPr>
-        <w:pStyle w:val="Heading3"/>
-      </w:pPr>
-      <w:r>
-        <w:rPr>
-          <w:rFonts w:ascii="Times New Roman" w:hAnsi="Times New Roman" w:eastAsia="黑体"/>
-          <w:b w:val="0"/>
-          <w:color w:val="888888"/>
-          <w:sz w:val="24"/>
-        </w:rPr>
-        <w:t>【C级·参考】</w:t>
-      </w:r>
-      <w:r>
-        <w:rPr>
-          <w:rFonts w:ascii="Times New Roman" w:hAnsi="Times New Roman" w:eastAsia="黑体"/>
-          <w:b w:val="0"/>
-          <w:color w:val="888888"/>
-          <w:sz w:val="24"/>
-        </w:rPr>
-        <w:t>OpenAI 宣布“28 天计划”：Codex、Work 日进一步或“重置”</w:t>
-      </w:r>
-    </w:p>
-    <w:p>
-      <w:r>
-        <w:rPr>
-          <w:rFonts w:ascii="Times New Roman" w:hAnsi="Times New Roman" w:eastAsia="宋体"/>
-          <w:color w:val="888888"/>
-          <w:sz w:val="18"/>
-        </w:rPr>
-        <w:t>来源:IT之家 | 时间:10-05 09:47</w:t>
-      </w:r>
-    </w:p>
-    <w:p>
-      <w:r>
-        <w:rPr>
-          <w:rFonts w:ascii="Times New Roman" w:hAnsi="Times New Roman" w:eastAsia="宋体"/>
-          <w:sz w:val="18"/>
-        </w:rPr>
-        <w:t>链接:</w:t>
-      </w:r>
-      <w:hyperlink r:id="rId19">
-        <w:r>
-          <w:rPr>
-            <w:color w:val="0563C1"/>
-            <w:u w:val="single"/>
-          </w:rPr>
-          <w:t>OpenAI 宣布“28 天计划”：Codex、Work 日进一步或“重置”</w:t>
-        </w:r>
-      </w:hyperlink>
-    </w:p>
-    <w:p>
-      <w:pPr>
-        <w:pStyle w:val="Heading3"/>
-      </w:pPr>
-      <w:r>
-        <w:rPr>
-          <w:rFonts w:ascii="Times New Roman" w:hAnsi="Times New Roman" w:eastAsia="黑体"/>
-          <w:b w:val="0"/>
-          <w:color w:val="888888"/>
-          <w:sz w:val="24"/>
-        </w:rPr>
-        <w:t>【C级·参考】</w:t>
-      </w:r>
-      <w:r>
-        <w:rPr>
-          <w:rFonts w:ascii="Times New Roman" w:hAnsi="Times New Roman" w:eastAsia="黑体"/>
-          <w:b w:val="0"/>
-          <w:color w:val="888888"/>
-          <w:sz w:val="24"/>
-        </w:rPr>
-        <w:t>软银集团孙正义罕见发出 AI 安全警告，呼吁各国携手应对威胁</w:t>
-      </w:r>
-    </w:p>
-    <w:p>
-      <w:r>
-        <w:rPr>
-          <w:rFonts w:ascii="Times New Roman" w:hAnsi="Times New Roman" w:eastAsia="宋体"/>
-          <w:color w:val="888888"/>
-          <w:sz w:val="18"/>
-        </w:rPr>
-        <w:t>来源:IT之家 | 时间:10-05 09:21</w:t>
-      </w:r>
-    </w:p>
-    <w:p>
-      <w:r>
-        <w:rPr>
-          <w:rFonts w:ascii="Times New Roman" w:hAnsi="Times New Roman" w:eastAsia="宋体"/>
-          <w:sz w:val="18"/>
-        </w:rPr>
-        <w:t>链接:</w:t>
-      </w:r>
-      <w:hyperlink r:id="rId20">
-        <w:r>
-          <w:rPr>
-            <w:color w:val="0563C1"/>
-            <w:u w:val="single"/>
-          </w:rPr>
-          <w:t>软银集团孙正义罕见发出 AI 安全警告，呼吁各国携手应对威胁</w:t>
-        </w:r>
-      </w:hyperlink>
-    </w:p>
-    <w:p>
-      <w:pPr>
-        <w:pStyle w:val="Heading3"/>
-      </w:pPr>
-      <w:r>
-        <w:rPr>
-          <w:rFonts w:ascii="Times New Roman" w:hAnsi="Times New Roman" w:eastAsia="黑体"/>
-          <w:b w:val="0"/>
-          <w:color w:val="888888"/>
-          <w:sz w:val="24"/>
-        </w:rPr>
-        <w:t>【C级·参考】</w:t>
-      </w:r>
-      <w:r>
-        <w:rPr>
-          <w:rFonts w:ascii="Times New Roman" w:hAnsi="Times New Roman" w:eastAsia="黑体"/>
-          <w:b w:val="0"/>
-          <w:color w:val="888888"/>
-          <w:sz w:val="24"/>
-        </w:rPr>
-        <w:t>Meta 的 AI 助手 Muse 被曝可深度分析用户社交关系，并为每位联系人建立个人档案</w:t>
-      </w:r>
-    </w:p>
-    <w:p>
-      <w:r>
-        <w:rPr>
-          <w:rFonts w:ascii="Times New Roman" w:hAnsi="Times New Roman" w:eastAsia="宋体"/>
-          <w:color w:val="888888"/>
-          <w:sz w:val="18"/>
-        </w:rPr>
-        <w:t>来源:IT之家 | 时间:10-05 09:08</w:t>
-      </w:r>
-    </w:p>
-    <w:p>
-      <w:r>
-        <w:rPr>
-          <w:rFonts w:ascii="Times New Roman" w:hAnsi="Times New Roman" w:eastAsia="宋体"/>
-          <w:sz w:val="18"/>
-        </w:rPr>
-        <w:t>链接:</w:t>
-      </w:r>
-      <w:hyperlink r:id="rId21">
-        <w:r>
-          <w:rPr>
-            <w:color w:val="0563C1"/>
-            <w:u w:val="single"/>
-          </w:rPr>
-          <w:t>Meta 的 AI 助手 Muse 被曝可深度分析用户社交关系，并为每位联系人建立个人档案</w:t>
-        </w:r>
-      </w:hyperlink>
-    </w:p>
-    <w:p>
-      <w:pPr>
-        <w:pStyle w:val="Heading3"/>
-      </w:pPr>
-      <w:r>
-        <w:rPr>
-          <w:rFonts w:ascii="Times New Roman" w:hAnsi="Times New Roman" w:eastAsia="黑体"/>
-          <w:b w:val="0"/>
-          <w:color w:val="888888"/>
-          <w:sz w:val="24"/>
-        </w:rPr>
-        <w:t>【C级·参考】</w:t>
-      </w:r>
-      <w:r>
-        <w:rPr>
-          <w:rFonts w:ascii="Times New Roman" w:hAnsi="Times New Roman" w:eastAsia="黑体"/>
-          <w:b w:val="0"/>
-          <w:color w:val="888888"/>
-          <w:sz w:val="24"/>
-        </w:rPr>
-        <w:t>OpenAI 奥尔特曼：人工智能的巨大效益值得承担部分风险</w:t>
-      </w:r>
-    </w:p>
-    <w:p>
-      <w:r>
-        <w:rPr>
-          <w:rFonts w:ascii="Times New Roman" w:hAnsi="Times New Roman" w:eastAsia="宋体"/>
-          <w:color w:val="888888"/>
-          <w:sz w:val="18"/>
-        </w:rPr>
-        <w:t>来源:IT之家 | 时间:10-05 09:02</w:t>
-      </w:r>
-    </w:p>
-    <w:p>
-      <w:r>
-        <w:rPr>
-          <w:rFonts w:ascii="Times New Roman" w:hAnsi="Times New Roman" w:eastAsia="宋体"/>
-          <w:sz w:val="18"/>
-        </w:rPr>
-        <w:t>链接:</w:t>
-      </w:r>
-      <w:hyperlink r:id="rId22">
-        <w:r>
-          <w:rPr>
-            <w:color w:val="0563C1"/>
-            <w:u w:val="single"/>
-          </w:rPr>
-          <w:t>OpenAI 奥尔特曼：人工智能的巨大效益值得承担部分风险</w:t>
-        </w:r>
-      </w:hyperlink>
-    </w:p>
-    <w:p>
-      <w:pPr>
-        <w:pStyle w:val="Heading3"/>
-      </w:pPr>
-      <w:r>
-        <w:rPr>
-          <w:rFonts w:ascii="Times New Roman" w:hAnsi="Times New Roman" w:eastAsia="黑体"/>
-          <w:b w:val="0"/>
-          <w:color w:val="888888"/>
-          <w:sz w:val="24"/>
-        </w:rPr>
-        <w:t>【C级·参考】</w:t>
-      </w:r>
-      <w:r>
-        <w:rPr>
-          <w:rFonts w:ascii="Times New Roman" w:hAnsi="Times New Roman" w:eastAsia="黑体"/>
-          <w:b w:val="0"/>
-          <w:color w:val="888888"/>
-          <w:sz w:val="24"/>
-        </w:rPr>
-        <w:t>DeepSeek V4.1 Flash 发力，中美顶尖模型 LiveBench 跑分差距缩至 3%</w:t>
-      </w:r>
-    </w:p>
-    <w:p>
-      <w:r>
-        <w:rPr>
-          <w:rFonts w:ascii="Times New Roman" w:hAnsi="Times New Roman" w:eastAsia="宋体"/>
-          <w:color w:val="888888"/>
-          <w:sz w:val="18"/>
-        </w:rPr>
-        <w:t>来源:IT之家 | 时间:10-05 08:50</w:t>
-      </w:r>
-    </w:p>
-    <w:p>
-      <w:r>
-        <w:rPr>
-          <w:rFonts w:ascii="Times New Roman" w:hAnsi="Times New Roman" w:eastAsia="宋体"/>
-          <w:sz w:val="18"/>
-        </w:rPr>
-        <w:t>链接:</w:t>
-      </w:r>
-      <w:hyperlink r:id="rId23">
-        <w:r>
-          <w:rPr>
-            <w:color w:val="0563C1"/>
-            <w:u w:val="single"/>
-          </w:rPr>
-          <w:t>DeepSeek V4.1 Flash 发力，中美顶尖模型 LiveBench 跑分差距缩至 3%</w:t>
+          <w:t>挪威将提议在公共场所对 AI 眼镜实施临时禁令</w:t>
         </w:r>
       </w:hyperlink>
     </w:p>
@@ -845,7 +233,7 @@
           <w:color w:val="888888"/>
           <w:sz w:val="18"/>
         </w:rPr>
-        <w:t>来源:Bing新闻 | 时间:10-04 23:30</w:t>
+        <w:t>来源:Bing新闻 | 时间:10-05 13:30</w:t>
       </w:r>
     </w:p>
     <w:p>
@@ -856,13 +244,115 @@
         </w:rPr>
         <w:t>链接:</w:t>
       </w:r>
-      <w:hyperlink r:id="rId24">
+      <w:hyperlink r:id="rId12">
         <w:r>
           <w:rPr>
             <w:color w:val="0563C1"/>
             <w:u w:val="single"/>
           </w:rPr>
           <w:t>Muse 还没正式登陆日本，日本开发者先在乐奇 AI 眼镜上“手搓”出来</w:t>
+        </w:r>
+      </w:hyperlink>
+    </w:p>
+    <w:p>
+      <w:pPr>
+        <w:pStyle w:val="Heading3"/>
+      </w:pPr>
+      <w:r>
+        <w:rPr>
+          <w:rFonts w:ascii="Times New Roman" w:hAnsi="Times New Roman" w:eastAsia="黑体"/>
+          <w:b w:val="0"/>
+          <w:color w:val="888888"/>
+          <w:sz w:val="24"/>
+        </w:rPr>
+        <w:t>【C级·参考】</w:t>
+      </w:r>
+      <w:r>
+        <w:rPr>
+          <w:rFonts w:ascii="Times New Roman" w:hAnsi="Times New Roman" w:eastAsia="黑体"/>
+          <w:b w:val="0"/>
+          <w:color w:val="888888"/>
+          <w:sz w:val="24"/>
+        </w:rPr>
+        <w:t>挪威拟临时禁止在特定场所使用AI眼镜</w:t>
+      </w:r>
+    </w:p>
+    <w:p>
+      <w:r>
+        <w:rPr>
+          <w:rFonts w:ascii="Times New Roman" w:hAnsi="Times New Roman" w:eastAsia="宋体"/>
+          <w:color w:val="888888"/>
+          <w:sz w:val="18"/>
+        </w:rPr>
+        <w:t>来源:Bing新闻 | 时间:10-05 08:17</w:t>
+      </w:r>
+    </w:p>
+    <w:p>
+      <w:r>
+        <w:rPr>
+          <w:rFonts w:ascii="Times New Roman" w:hAnsi="Times New Roman" w:eastAsia="宋体"/>
+          <w:sz w:val="18"/>
+        </w:rPr>
+        <w:t>链接:</w:t>
+      </w:r>
+      <w:hyperlink r:id="rId13">
+        <w:r>
+          <w:rPr>
+            <w:color w:val="0563C1"/>
+            <w:u w:val="single"/>
+          </w:rPr>
+          <w:t>挪威拟临时禁止在特定场所使用AI眼镜</w:t>
+        </w:r>
+      </w:hyperlink>
+    </w:p>
+    <w:p>
+      <w:pPr>
+        <w:pStyle w:val="Heading3"/>
+      </w:pPr>
+      <w:r>
+        <w:rPr>
+          <w:rFonts w:ascii="Times New Roman" w:hAnsi="Times New Roman" w:eastAsia="黑体"/>
+          <w:b w:val="0"/>
+          <w:color w:val="888888"/>
+          <w:sz w:val="24"/>
+        </w:rPr>
+        <w:t>【C级·参考】</w:t>
+      </w:r>
+      <w:r>
+        <w:rPr>
+          <w:rFonts w:ascii="Times New Roman" w:hAnsi="Times New Roman" w:eastAsia="黑体"/>
+          <w:b w:val="0"/>
+          <w:color w:val="888888"/>
+          <w:sz w:val="24"/>
+        </w:rPr>
+        <w:t>防偷拍偷录，挪威拟在特定场所临时禁AI眼镜</w:t>
+      </w:r>
+    </w:p>
+    <w:p>
+      <w:r>
+        <w:rPr>
+          <w:rFonts w:ascii="Times New Roman" w:hAnsi="Times New Roman" w:eastAsia="宋体"/>
+          <w:color w:val="888888"/>
+          <w:sz w:val="18"/>
+        </w:rPr>
+        <w:t>来源:Bing新闻 | 时间:10-05 06:58</w:t>
+      </w:r>
+    </w:p>
+    <w:p>
+      <w:r>
+        <w:rPr>
+          <w:rFonts w:ascii="Times New Roman" w:hAnsi="Times New Roman" w:eastAsia="宋体"/>
+          <w:sz w:val="18"/>
+        </w:rPr>
+        <w:t>链接:</w:t>
+      </w:r>
+      <w:hyperlink r:id="rId14">
+        <w:r>
+          <w:rPr>
+            <w:color w:val="0563C1"/>
+            <w:u w:val="single"/>
+          </w:rPr>
+          <w:t>防偷拍偷录，挪威拟在特定场所临时禁AI眼镜</w:t>
         </w:r>
       </w:hyperlink>
     </w:p>
@@ -907,7 +397,7 @@
         </w:rPr>
         <w:t>链接:</w:t>
       </w:r>
-      <w:hyperlink r:id="rId25">
+      <w:hyperlink r:id="rId15">
         <w:r>
           <w:rPr>
             <w:color w:val="0563C1"/>
@@ -930,9 +420,55 @@
       </w:r>
     </w:p>
     <w:p>
+      <w:pPr>
+        <w:pStyle w:val="Heading3"/>
+      </w:pPr>
       <w:r>
-        <w:t>本线口暂无重要更新</w:t>
+        <w:rPr>
+          <w:rFonts w:ascii="Times New Roman" w:hAnsi="Times New Roman" w:eastAsia="黑体"/>
+          <w:b w:val="0"/>
+          <w:color w:val="888888"/>
+          <w:sz w:val="24"/>
+        </w:rPr>
+        <w:t>【C级·参考】</w:t>
       </w:r>
+      <w:r>
+        <w:rPr>
+          <w:rFonts w:ascii="Times New Roman" w:hAnsi="Times New Roman" w:eastAsia="黑体"/>
+          <w:b w:val="0"/>
+          <w:color w:val="888888"/>
+          <w:sz w:val="24"/>
+        </w:rPr>
+        <w:t>Europe's new robotics unicorn: Germany's RobCo hits $1B valuation</w:t>
+      </w:r>
+    </w:p>
+    <w:p>
+      <w:r>
+        <w:rPr>
+          <w:rFonts w:ascii="Times New Roman" w:hAnsi="Times New Roman" w:eastAsia="宋体"/>
+          <w:color w:val="888888"/>
+          <w:sz w:val="18"/>
+        </w:rPr>
+        <w:t>来源:Hacker News | 时间:10-05 19:13</w:t>
+      </w:r>
+    </w:p>
+    <w:p>
+      <w:r>
+        <w:rPr>
+          <w:rFonts w:ascii="Times New Roman" w:hAnsi="Times New Roman" w:eastAsia="宋体"/>
+          <w:sz w:val="18"/>
+        </w:rPr>
+        <w:t>链接:</w:t>
+      </w:r>
+      <w:hyperlink r:id="rId16">
+        <w:r>
+          <w:rPr>
+            <w:color w:val="0563C1"/>
+            <w:u w:val="single"/>
+          </w:rPr>
+          <w:t>Europe's new robotics unicorn: Germany's RobCo hits $1B valuation</w:t>
+        </w:r>
+      </w:hyperlink>
     </w:p>
     <w:p>
       <w:pPr>
@@ -966,7 +502,7 @@
           <w:color w:val="888888"/>
           <w:sz w:val="24"/>
         </w:rPr>
-        <w:t>台达将基于英伟达 Hyperion 平台开发下一代自动驾驶技术</w:t>
+        <w:t>交警提醒千万不能把“智驾”当成“代驾”，一男子被吊销驾驶证</w:t>
       </w:r>
     </w:p>
     <w:p>
@@ -976,7 +512,7 @@
           <w:color w:val="888888"/>
           <w:sz w:val="18"/>
         </w:rPr>
-        <w:t>来源:IT之家 | 时间:10-05 14:20</w:t>
+        <w:t>来源:IT之家 | 时间:10-05 16:31</w:t>
       </w:r>
     </w:p>
     <w:p>
@@ -987,64 +523,13 @@
         </w:rPr>
         <w:t>链接:</w:t>
       </w:r>
-      <w:hyperlink r:id="rId26">
+      <w:hyperlink r:id="rId17">
         <w:r>
           <w:rPr>
             <w:color w:val="0563C1"/>
             <w:u w:val="single"/>
           </w:rPr>
-          <w:t>台达将基于英伟达 Hyperion 平台开发下一代自动驾驶技术</w:t>
-        </w:r>
-      </w:hyperlink>
-    </w:p>
-    <w:p>
-      <w:pPr>
-        <w:pStyle w:val="Heading3"/>
-      </w:pPr>
-      <w:r>
-        <w:rPr>
-          <w:rFonts w:ascii="Times New Roman" w:hAnsi="Times New Roman" w:eastAsia="黑体"/>
-          <w:b w:val="0"/>
-          <w:color w:val="888888"/>
-          <w:sz w:val="24"/>
-        </w:rPr>
-        <w:t>【C级·参考】</w:t>
-      </w:r>
-      <w:r>
-        <w:rPr>
-          <w:rFonts w:ascii="Times New Roman" w:hAnsi="Times New Roman" w:eastAsia="黑体"/>
-          <w:b w:val="0"/>
-          <w:color w:val="888888"/>
-          <w:sz w:val="24"/>
-        </w:rPr>
-        <w:t>消息称 Wayve 将为大众供应自动驾驶解决方案</w:t>
-      </w:r>
-    </w:p>
-    <w:p>
-      <w:r>
-        <w:rPr>
-          <w:rFonts w:ascii="Times New Roman" w:hAnsi="Times New Roman" w:eastAsia="宋体"/>
-          <w:color w:val="888888"/>
-          <w:sz w:val="18"/>
-        </w:rPr>
-        <w:t>来源:IT之家 | 时间:10-05 09:48</w:t>
-      </w:r>
-    </w:p>
-    <w:p>
-      <w:r>
-        <w:rPr>
-          <w:rFonts w:ascii="Times New Roman" w:hAnsi="Times New Roman" w:eastAsia="宋体"/>
-          <w:sz w:val="18"/>
-        </w:rPr>
-        <w:t>链接:</w:t>
-      </w:r>
-      <w:hyperlink r:id="rId27">
-        <w:r>
-          <w:rPr>
-            <w:color w:val="0563C1"/>
-            <w:u w:val="single"/>
-          </w:rPr>
-          <w:t>消息称 Wayve 将为大众供应自动驾驶解决方案</w:t>
+          <w:t>交警提醒千万不能把“智驾”当成“代驾”，一男子被吊销驾驶证</w:t>
         </w:r>
       </w:hyperlink>
     </w:p>
@@ -1097,7 +582,7 @@
           <w:color w:val="888888"/>
           <w:sz w:val="24"/>
         </w:rPr>
-        <w:t>国产抗日游戏《抵抗者》将进入日本市场：正针对日本玩家推进本地化适配工作，在大战场之外还将加入潜行与小规模交战</w:t>
+        <w:t>《GTA 6》投入专门团队打造 NPC 路人对话：玩家可鲜明感知游戏世界社会文化风采</w:t>
       </w:r>
     </w:p>
     <w:p>
@@ -1107,7 +592,7 @@
           <w:color w:val="888888"/>
           <w:sz w:val="18"/>
         </w:rPr>
-        <w:t>来源:IT之家 | 时间:10-05 14:04</w:t>
+        <w:t>来源:IT之家 | 时间:10-05 20:46</w:t>
       </w:r>
     </w:p>
     <w:p>
@@ -1118,13 +603,13 @@
         </w:rPr>
         <w:t>链接:</w:t>
       </w:r>
-      <w:hyperlink r:id="rId28">
+      <w:hyperlink r:id="rId18">
         <w:r>
           <w:rPr>
             <w:color w:val="0563C1"/>
             <w:u w:val="single"/>
           </w:rPr>
-          <w:t>国产抗日游戏《抵抗者》将进入日本市场：正针对日本玩家推进本地化适配工作，在大战场之外还将加入潜行与小规模交战</w:t>
+          <w:t>《GTA 6》投入专门团队打造 NPC 路人对话：玩家可鲜明感知游戏世界社会文化风采</w:t>
         </w:r>
       </w:hyperlink>
     </w:p>
@@ -1148,7 +633,7 @@
           <w:color w:val="888888"/>
           <w:sz w:val="24"/>
         </w:rPr>
-        <w:t>德国电力公司推出游戏玩家专属电价套餐：瞄准高耗电家庭，电力 100% 来自可再生能源</w:t>
+        <w:t>运营约 3 年，SE 跨平台游戏《最终幻想 7：永恒危机》将于 10 月 7 日停服</w:t>
       </w:r>
     </w:p>
     <w:p>
@@ -1158,7 +643,7 @@
           <w:color w:val="888888"/>
           <w:sz w:val="18"/>
         </w:rPr>
-        <w:t>来源:IT之家 | 时间:10-05 12:01</w:t>
+        <w:t>来源:IT之家 | 时间:10-05 18:06</w:t>
       </w:r>
     </w:p>
     <w:p>
@@ -1169,13 +654,64 @@
         </w:rPr>
         <w:t>链接:</w:t>
       </w:r>
-      <w:hyperlink r:id="rId29">
+      <w:hyperlink r:id="rId19">
         <w:r>
           <w:rPr>
             <w:color w:val="0563C1"/>
             <w:u w:val="single"/>
           </w:rPr>
-          <w:t>德国电力公司推出游戏玩家专属电价套餐：瞄准高耗电家庭，电力 100% 来自可再生能源</w:t>
+          <w:t>运营约 3 年，SE 跨平台游戏《最终幻想 7：永恒危机》将于 10 月 7 日停服</w:t>
+        </w:r>
+      </w:hyperlink>
+    </w:p>
+    <w:p>
+      <w:pPr>
+        <w:pStyle w:val="Heading3"/>
+      </w:pPr>
+      <w:r>
+        <w:rPr>
+          <w:rFonts w:ascii="Times New Roman" w:hAnsi="Times New Roman" w:eastAsia="黑体"/>
+          <w:b w:val="0"/>
+          <w:color w:val="888888"/>
+          <w:sz w:val="24"/>
+        </w:rPr>
+        <w:t>【C级·参考】</w:t>
+      </w:r>
+      <w:r>
+        <w:rPr>
+          <w:rFonts w:ascii="Times New Roman" w:hAnsi="Times New Roman" w:eastAsia="黑体"/>
+          <w:b w:val="0"/>
+          <w:color w:val="888888"/>
+          <w:sz w:val="24"/>
+        </w:rPr>
+        <w:t>狼蛛 A8 镂空电竞头戴式耳机上架：约 235g 重量、40mm 单元，299.2 元起</w:t>
+      </w:r>
+    </w:p>
+    <w:p>
+      <w:r>
+        <w:rPr>
+          <w:rFonts w:ascii="Times New Roman" w:hAnsi="Times New Roman" w:eastAsia="宋体"/>
+          <w:color w:val="888888"/>
+          <w:sz w:val="18"/>
+        </w:rPr>
+        <w:t>来源:IT之家 | 时间:10-05 15:45</w:t>
+      </w:r>
+    </w:p>
+    <w:p>
+      <w:r>
+        <w:rPr>
+          <w:rFonts w:ascii="Times New Roman" w:hAnsi="Times New Roman" w:eastAsia="宋体"/>
+          <w:sz w:val="18"/>
+        </w:rPr>
+        <w:t>链接:</w:t>
+      </w:r>
+      <w:hyperlink r:id="rId20">
+        <w:r>
+          <w:rPr>
+            <w:color w:val="0563C1"/>
+            <w:u w:val="single"/>
+          </w:rPr>
+          <w:t>狼蛛 A8 镂空电竞头戴式耳机上架：约 235g 重量、40mm 单元，299.2 元起</w:t>
         </w:r>
       </w:hyperlink>
     </w:p>
@@ -1192,9 +728,106 @@
       </w:r>
     </w:p>
     <w:p>
+      <w:pPr>
+        <w:pStyle w:val="Heading3"/>
+      </w:pPr>
       <w:r>
-        <w:t>本线口暂无重要更新</w:t>
+        <w:rPr>
+          <w:rFonts w:ascii="Times New Roman" w:hAnsi="Times New Roman" w:eastAsia="黑体"/>
+          <w:b w:val="0"/>
+          <w:color w:val="888888"/>
+          <w:sz w:val="24"/>
+        </w:rPr>
+        <w:t>【C级·参考】</w:t>
       </w:r>
+      <w:r>
+        <w:rPr>
+          <w:rFonts w:ascii="Times New Roman" w:hAnsi="Times New Roman" w:eastAsia="黑体"/>
+          <w:b w:val="0"/>
+          <w:color w:val="888888"/>
+          <w:sz w:val="24"/>
+        </w:rPr>
+        <w:t>海外消费者网购下单两次 AMD 锐龙 7 9850X3D 处理器，均被调包成十年前的酷睿 i3-3000 系列产品</w:t>
+      </w:r>
+    </w:p>
+    <w:p>
+      <w:r>
+        <w:rPr>
+          <w:rFonts w:ascii="Times New Roman" w:hAnsi="Times New Roman" w:eastAsia="宋体"/>
+          <w:color w:val="888888"/>
+          <w:sz w:val="18"/>
+        </w:rPr>
+        <w:t>来源:IT之家 | 时间:10-05 22:17</w:t>
+      </w:r>
+    </w:p>
+    <w:p>
+      <w:r>
+        <w:rPr>
+          <w:rFonts w:ascii="Times New Roman" w:hAnsi="Times New Roman" w:eastAsia="宋体"/>
+          <w:sz w:val="18"/>
+        </w:rPr>
+        <w:t>链接:</w:t>
+      </w:r>
+      <w:hyperlink r:id="rId21">
+        <w:r>
+          <w:rPr>
+            <w:color w:val="0563C1"/>
+            <w:u w:val="single"/>
+          </w:rPr>
+          <w:t>海外消费者网购下单两次 AMD 锐龙 7 9850X3D 处理器，均被调包成十年前的酷睿 i3-3000 系列产品</w:t>
+        </w:r>
+      </w:hyperlink>
+    </w:p>
+    <w:p>
+      <w:pPr>
+        <w:pStyle w:val="Heading3"/>
+      </w:pPr>
+      <w:r>
+        <w:rPr>
+          <w:rFonts w:ascii="Times New Roman" w:hAnsi="Times New Roman" w:eastAsia="黑体"/>
+          <w:b w:val="0"/>
+          <w:color w:val="888888"/>
+          <w:sz w:val="24"/>
+        </w:rPr>
+        <w:t>【C级·参考】</w:t>
+      </w:r>
+      <w:r>
+        <w:rPr>
+          <w:rFonts w:ascii="Times New Roman" w:hAnsi="Times New Roman" w:eastAsia="黑体"/>
+          <w:b w:val="0"/>
+          <w:color w:val="888888"/>
+          <w:sz w:val="24"/>
+        </w:rPr>
+        <w:t>倍思 MC2 NC 降噪耳夹耳机发售：12mm 动圈、-50dB 降噪，783 元（国补后 598 元）</w:t>
+      </w:r>
+    </w:p>
+    <w:p>
+      <w:r>
+        <w:rPr>
+          <w:rFonts w:ascii="Times New Roman" w:hAnsi="Times New Roman" w:eastAsia="宋体"/>
+          <w:color w:val="888888"/>
+          <w:sz w:val="18"/>
+        </w:rPr>
+        <w:t>来源:IT之家 | 时间:10-05 16:31</w:t>
+      </w:r>
+    </w:p>
+    <w:p>
+      <w:r>
+        <w:rPr>
+          <w:rFonts w:ascii="Times New Roman" w:hAnsi="Times New Roman" w:eastAsia="宋体"/>
+          <w:sz w:val="18"/>
+        </w:rPr>
+        <w:t>链接:</w:t>
+      </w:r>
+      <w:hyperlink r:id="rId22">
+        <w:r>
+          <w:rPr>
+            <w:color w:val="0563C1"/>
+            <w:u w:val="single"/>
+          </w:rPr>
+          <w:t>倍思 MC2 NC 降噪耳夹耳机发售：12mm 动圈、-50dB 降噪，783 元（国补后 598 元）</w:t>
+        </w:r>
+      </w:hyperlink>
     </w:p>
     <w:p>
       <w:pPr>
@@ -1222,7 +855,7 @@
           <w:rFonts w:ascii="Times New Roman" w:hAnsi="Times New Roman" w:eastAsia="宋体"/>
           <w:sz w:val="18"/>
         </w:rPr>
-        <w:t>IT之家(60)、GameLook(0)、HackerNews(2)、Bing新闻(2)</w:t>
+        <w:t>IT之家(60)、GameLook(0)、HackerNews(1)、Bing新闻(5)</w:t>
       </w:r>
     </w:p>
     <w:p>
